--- a/Course/2 Component 2 - Algorithms and Programming/2.1 Elements of Computational Thinking/2.1.3 Thinking Procedurally/3 Worksheet (editable).docx
+++ b/Course/2 Component 2 - Algorithms and Programming/2.1 Elements of Computational Thinking/2.1.3 Thinking Procedurally/3 Worksheet (editable).docx
@@ -7,62 +7,26 @@
         <w:pStyle w:val="Heading1"/>
       </w:pPr>
       <w:r>
+        <w:rPr>
+          <w:b w:val="0"/>
+          <w:i w:val="0"/>
+        </w:rPr>
         <w:t>Quiz — 2.1.3 Thinking Procedurally</w:t>
       </w:r>
     </w:p>
     <w:p>
       <w:r>
-        <w:t xml:space="preserve">Name: </w:t>
-      </w:r>
-      <w:r>
         <w:rPr>
-          <w:b/>
+          <w:b w:val="0"/>
+          <w:i w:val="0"/>
         </w:rPr>
-        <w:t>_</w:t>
-      </w:r>
-      <w:r>
-        <w:rPr>
-          <w:b/>
-        </w:rPr>
-        <w:t>_</w:t>
-      </w:r>
-      <w:r>
-        <w:rPr>
-          <w:b/>
-        </w:rPr>
-        <w:t>_</w:t>
-      </w:r>
-      <w:r>
-        <w:rPr>
-          <w:b/>
-        </w:rPr>
-        <w:t>_</w:t>
-      </w:r>
-      <w:r>
-        <w:rPr>
-          <w:b/>
-        </w:rPr>
-        <w:t xml:space="preserve">   Date: </w:t>
-      </w:r>
-      <w:r>
-        <w:rPr>
-          <w:b/>
-        </w:rPr>
-        <w:t>_</w:t>
-      </w:r>
-      <w:r>
-        <w:rPr>
-          <w:b/>
-        </w:rPr>
-        <w:t xml:space="preserve">_   Mark: </w:t>
-      </w:r>
-      <w:r>
-        <w:t>____ / 20</w:t>
+        <w:t>Name: ______________________   Date: __________   Mark: ______ / 20</w:t>
       </w:r>
     </w:p>
     <w:p>
       <w:r>
         <w:rPr>
+          <w:b w:val="0"/>
           <w:i/>
         </w:rPr>
         <w:t>OCR H446 · Component 02 · 2.1.3</w:t>
@@ -80,6 +44,10 @@
         <w:pStyle w:val="Heading2"/>
       </w:pPr>
       <w:r>
+        <w:rPr>
+          <w:b w:val="0"/>
+          <w:i w:val="0"/>
+        </w:rPr>
         <w:t>Section A — Multiple choice (6 marks)</w:t>
       </w:r>
     </w:p>
@@ -87,35 +55,60 @@
       <w:r>
         <w:rPr>
           <w:b/>
+          <w:i w:val="0"/>
         </w:rPr>
         <w:t>1.</w:t>
       </w:r>
       <w:r>
+        <w:rPr>
+          <w:b w:val="0"/>
+          <w:i w:val="0"/>
+        </w:rPr>
         <w:t xml:space="preserve"> Breaking the task "build a shopping website" into "user accounts", "product catalogue", "basket" and "checkout" sub-problems is an example of:</w:t>
       </w:r>
     </w:p>
     <w:p>
       <w:r>
+        <w:rPr>
+          <w:b w:val="0"/>
+          <w:i w:val="0"/>
+        </w:rPr>
         <w:t>A. Abstraction</w:t>
       </w:r>
     </w:p>
     <w:p>
       <w:r>
+        <w:rPr>
+          <w:b w:val="0"/>
+          <w:i w:val="0"/>
+        </w:rPr>
         <w:t>B. Decomposition</w:t>
       </w:r>
     </w:p>
     <w:p>
       <w:r>
+        <w:rPr>
+          <w:b w:val="0"/>
+          <w:i w:val="0"/>
+        </w:rPr>
         <w:t>C. Caching</w:t>
       </w:r>
     </w:p>
     <w:p>
       <w:r>
+        <w:rPr>
+          <w:b w:val="0"/>
+          <w:i w:val="0"/>
+        </w:rPr>
         <w:t>D. A race condition</w:t>
       </w:r>
     </w:p>
     <w:p>
       <w:r>
+        <w:rPr>
+          <w:b w:val="0"/>
+          <w:i w:val="0"/>
+        </w:rPr>
         <w:t>Your answer: ☐</w:t>
       </w:r>
     </w:p>
@@ -123,44 +116,74 @@
       <w:r>
         <w:rPr>
           <w:b/>
+          <w:i w:val="0"/>
         </w:rPr>
         <w:t>2.</w:t>
       </w:r>
       <w:r>
+        <w:rPr>
+          <w:b w:val="0"/>
+          <w:i w:val="0"/>
+        </w:rPr>
         <w:t xml:space="preserve"> In a "make a cup of tea" procedure, which step </w:t>
       </w:r>
       <w:r>
         <w:rPr>
+          <w:b w:val="0"/>
           <w:i/>
         </w:rPr>
         <w:t>must</w:t>
       </w:r>
       <w:r>
+        <w:rPr>
+          <w:b w:val="0"/>
+          <w:i w:val="0"/>
+        </w:rPr>
         <w:t xml:space="preserve"> come before "pour water onto the teabag"?</w:t>
       </w:r>
     </w:p>
     <w:p>
       <w:r>
+        <w:rPr>
+          <w:b w:val="0"/>
+          <w:i w:val="0"/>
+        </w:rPr>
         <w:t>A. Add milk</w:t>
       </w:r>
     </w:p>
     <w:p>
       <w:r>
+        <w:rPr>
+          <w:b w:val="0"/>
+          <w:i w:val="0"/>
+        </w:rPr>
         <w:t>B. Boil the water</w:t>
       </w:r>
     </w:p>
     <w:p>
       <w:r>
+        <w:rPr>
+          <w:b w:val="0"/>
+          <w:i w:val="0"/>
+        </w:rPr>
         <w:t>C. Drink the tea</w:t>
       </w:r>
     </w:p>
     <w:p>
       <w:r>
+        <w:rPr>
+          <w:b w:val="0"/>
+          <w:i w:val="0"/>
+        </w:rPr>
         <w:t>D. Wash the cup afterwards</w:t>
       </w:r>
     </w:p>
     <w:p>
       <w:r>
+        <w:rPr>
+          <w:b w:val="0"/>
+          <w:i w:val="0"/>
+        </w:rPr>
         <w:t>Your answer: ☐</w:t>
       </w:r>
     </w:p>
@@ -168,45 +191,76 @@
       <w:r>
         <w:rPr>
           <w:b/>
+          <w:i w:val="0"/>
         </w:rPr>
         <w:t>3.</w:t>
       </w:r>
       <w:r>
+        <w:rPr>
+          <w:b w:val="0"/>
+          <w:i w:val="0"/>
+        </w:rPr>
         <w:t xml:space="preserve"> A self-contained block of code that performs one named task (e.g. </w:t>
       </w:r>
       <w:r>
         <w:rPr>
           <w:rFonts w:ascii="Consolas" w:hAnsi="Consolas"/>
+          <w:b w:val="0"/>
+          <w:i w:val="0"/>
           <w:sz w:val="19"/>
         </w:rPr>
         <w:t>calculateVAT</w:t>
       </w:r>
       <w:r>
+        <w:rPr>
+          <w:b w:val="0"/>
+          <w:i w:val="0"/>
+        </w:rPr>
         <w:t>) and can be called from several places is best described as a:</w:t>
       </w:r>
     </w:p>
     <w:p>
       <w:r>
+        <w:rPr>
+          <w:b w:val="0"/>
+          <w:i w:val="0"/>
+        </w:rPr>
         <w:t>A. Precondition</w:t>
       </w:r>
     </w:p>
     <w:p>
       <w:r>
+        <w:rPr>
+          <w:b w:val="0"/>
+          <w:i w:val="0"/>
+        </w:rPr>
         <w:t>B. Sub-procedure</w:t>
       </w:r>
     </w:p>
     <w:p>
       <w:r>
+        <w:rPr>
+          <w:b w:val="0"/>
+          <w:i w:val="0"/>
+        </w:rPr>
         <w:t>C. Cache</w:t>
       </w:r>
     </w:p>
     <w:p>
       <w:r>
+        <w:rPr>
+          <w:b w:val="0"/>
+          <w:i w:val="0"/>
+        </w:rPr>
         <w:t>D. Decision point</w:t>
       </w:r>
     </w:p>
     <w:p>
       <w:r>
+        <w:rPr>
+          <w:b w:val="0"/>
+          <w:i w:val="0"/>
+        </w:rPr>
         <w:t>Your answer: ☐</w:t>
       </w:r>
     </w:p>
@@ -214,35 +268,60 @@
       <w:r>
         <w:rPr>
           <w:b/>
+          <w:i w:val="0"/>
         </w:rPr>
         <w:t>4.</w:t>
       </w:r>
       <w:r>
+        <w:rPr>
+          <w:b w:val="0"/>
+          <w:i w:val="0"/>
+        </w:rPr>
         <w:t xml:space="preserve"> A robot must "navigate to the box" before it can "pick up the box". This dependency means the two steps must be:</w:t>
       </w:r>
     </w:p>
     <w:p>
       <w:r>
+        <w:rPr>
+          <w:b w:val="0"/>
+          <w:i w:val="0"/>
+        </w:rPr>
         <w:t>A. Run concurrently</w:t>
       </w:r>
     </w:p>
     <w:p>
       <w:r>
+        <w:rPr>
+          <w:b w:val="0"/>
+          <w:i w:val="0"/>
+        </w:rPr>
         <w:t>B. Run in a fixed order</w:t>
       </w:r>
     </w:p>
     <w:p>
       <w:r>
+        <w:rPr>
+          <w:b w:val="0"/>
+          <w:i w:val="0"/>
+        </w:rPr>
         <w:t>C. Abstracted away</w:t>
       </w:r>
     </w:p>
     <w:p>
       <w:r>
+        <w:rPr>
+          <w:b w:val="0"/>
+          <w:i w:val="0"/>
+        </w:rPr>
         <w:t>D. Cached</w:t>
       </w:r>
     </w:p>
     <w:p>
       <w:r>
+        <w:rPr>
+          <w:b w:val="0"/>
+          <w:i w:val="0"/>
+        </w:rPr>
         <w:t>Your answer: ☐</w:t>
       </w:r>
     </w:p>
@@ -250,35 +329,60 @@
       <w:r>
         <w:rPr>
           <w:b/>
+          <w:i w:val="0"/>
         </w:rPr>
         <w:t>5.</w:t>
       </w:r>
       <w:r>
+        <w:rPr>
+          <w:b w:val="0"/>
+          <w:i w:val="0"/>
+        </w:rPr>
         <w:t xml:space="preserve"> Why is decomposition useful when several programmers build one large system together?</w:t>
       </w:r>
     </w:p>
     <w:p>
       <w:r>
+        <w:rPr>
+          <w:b w:val="0"/>
+          <w:i w:val="0"/>
+        </w:rPr>
         <w:t>A. It guarantees the program runs on multiple cores</w:t>
       </w:r>
     </w:p>
     <w:p>
       <w:r>
+        <w:rPr>
+          <w:b w:val="0"/>
+          <w:i w:val="0"/>
+        </w:rPr>
         <w:t>B. Each sub-problem can be assigned to and worked on by a different person</w:t>
       </w:r>
     </w:p>
     <w:p>
       <w:r>
+        <w:rPr>
+          <w:b w:val="0"/>
+          <w:i w:val="0"/>
+        </w:rPr>
         <w:t>C. It removes all the inputs and outputs</w:t>
       </w:r>
     </w:p>
     <w:p>
       <w:r>
+        <w:rPr>
+          <w:b w:val="0"/>
+          <w:i w:val="0"/>
+        </w:rPr>
         <w:t>D. It makes data automatically sorted</w:t>
       </w:r>
     </w:p>
     <w:p>
       <w:r>
+        <w:rPr>
+          <w:b w:val="0"/>
+          <w:i w:val="0"/>
+        </w:rPr>
         <w:t>Your answer: ☐</w:t>
       </w:r>
     </w:p>
@@ -286,35 +390,60 @@
       <w:r>
         <w:rPr>
           <w:b/>
+          <w:i w:val="0"/>
         </w:rPr>
         <w:t>6.</w:t>
       </w:r>
       <w:r>
+        <w:rPr>
+          <w:b w:val="0"/>
+          <w:i w:val="0"/>
+        </w:rPr>
         <w:t xml:space="preserve"> In a payroll program the order is: read hours → calculate gross pay → deduct tax → output payslip. "Deduct tax" must follow "calculate gross pay" because:</w:t>
       </w:r>
     </w:p>
     <w:p>
       <w:r>
+        <w:rPr>
+          <w:b w:val="0"/>
+          <w:i w:val="0"/>
+        </w:rPr>
         <w:t>A. The two steps are independent</w:t>
       </w:r>
     </w:p>
     <w:p>
       <w:r>
+        <w:rPr>
+          <w:b w:val="0"/>
+          <w:i w:val="0"/>
+        </w:rPr>
         <w:t>B. Tax is calculated from the gross pay produced by the earlier step</w:t>
       </w:r>
     </w:p>
     <w:p>
       <w:r>
+        <w:rPr>
+          <w:b w:val="0"/>
+          <w:i w:val="0"/>
+        </w:rPr>
         <w:t>C. Tax can be cached</w:t>
       </w:r>
     </w:p>
     <w:p>
       <w:r>
+        <w:rPr>
+          <w:b w:val="0"/>
+          <w:i w:val="0"/>
+        </w:rPr>
         <w:t>D. The payslip is an input</w:t>
       </w:r>
     </w:p>
     <w:p>
       <w:r>
+        <w:rPr>
+          <w:b w:val="0"/>
+          <w:i w:val="0"/>
+        </w:rPr>
         <w:t>Your answer: ☐</w:t>
       </w:r>
     </w:p>
@@ -330,6 +459,10 @@
         <w:pStyle w:val="Heading2"/>
       </w:pPr>
       <w:r>
+        <w:rPr>
+          <w:b w:val="0"/>
+          <w:i w:val="0"/>
+        </w:rPr>
         <w:t>Section B — Short answer (9 marks)</w:t>
       </w:r>
     </w:p>
@@ -337,24 +470,35 @@
       <w:r>
         <w:rPr>
           <w:b/>
+          <w:i w:val="0"/>
         </w:rPr>
         <w:t>7.</w:t>
       </w:r>
       <w:r>
+        <w:rPr>
+          <w:b w:val="0"/>
+          <w:i w:val="0"/>
+        </w:rPr>
         <w:t xml:space="preserve"> A developer is building a vending machine program. Identify </w:t>
       </w:r>
       <w:r>
         <w:rPr>
           <w:b/>
+          <w:i w:val="0"/>
         </w:rPr>
         <w:t>three</w:t>
       </w:r>
       <w:r>
+        <w:rPr>
+          <w:b w:val="0"/>
+          <w:i w:val="0"/>
+        </w:rPr>
         <w:t xml:space="preserve"> sensible sub-procedures the problem could be decomposed into. </w:t>
       </w:r>
       <w:r>
         <w:rPr>
           <w:b/>
+          <w:i w:val="0"/>
         </w:rPr>
         <w:t>[3]</w:t>
       </w:r>
@@ -416,24 +560,35 @@
       <w:r>
         <w:rPr>
           <w:b/>
+          <w:i w:val="0"/>
         </w:rPr>
         <w:t>8.</w:t>
       </w:r>
       <w:r>
+        <w:rPr>
+          <w:b w:val="0"/>
+          <w:i w:val="0"/>
+        </w:rPr>
         <w:t xml:space="preserve"> For an ATM "withdraw cash" task, state </w:t>
       </w:r>
       <w:r>
         <w:rPr>
           <w:b/>
+          <w:i w:val="0"/>
         </w:rPr>
         <w:t>two</w:t>
       </w:r>
       <w:r>
+        <w:rPr>
+          <w:b w:val="0"/>
+          <w:i w:val="0"/>
+        </w:rPr>
         <w:t xml:space="preserve"> steps that must happen in a fixed order and explain why one depends on the output of the other. </w:t>
       </w:r>
       <w:r>
         <w:rPr>
           <w:b/>
+          <w:i w:val="0"/>
         </w:rPr>
         <w:t>[2]</w:t>
       </w:r>
@@ -480,24 +635,35 @@
       <w:r>
         <w:rPr>
           <w:b/>
+          <w:i w:val="0"/>
         </w:rPr>
         <w:t>9.</w:t>
       </w:r>
       <w:r>
+        <w:rPr>
+          <w:b w:val="0"/>
+          <w:i w:val="0"/>
+        </w:rPr>
         <w:t xml:space="preserve"> Explain </w:t>
       </w:r>
       <w:r>
         <w:rPr>
           <w:b/>
+          <w:i w:val="0"/>
         </w:rPr>
         <w:t>two</w:t>
       </w:r>
       <w:r>
+        <w:rPr>
+          <w:b w:val="0"/>
+          <w:i w:val="0"/>
+        </w:rPr>
         <w:t xml:space="preserve"> advantages of dividing a large program into sub-procedures rather than writing it as one long block of code. </w:t>
       </w:r>
       <w:r>
         <w:rPr>
           <w:b/>
+          <w:i w:val="0"/>
         </w:rPr>
         <w:t>[2]</w:t>
       </w:r>
@@ -544,25 +710,37 @@
       <w:r>
         <w:rPr>
           <w:b/>
+          <w:i w:val="0"/>
         </w:rPr>
         <w:t>10.</w:t>
       </w:r>
       <w:r>
+        <w:rPr>
+          <w:b w:val="0"/>
+          <w:i w:val="0"/>
+        </w:rPr>
         <w:t xml:space="preserve"> A quiz game program calls the same </w:t>
       </w:r>
       <w:r>
         <w:rPr>
           <w:rFonts w:ascii="Consolas" w:hAnsi="Consolas"/>
+          <w:b w:val="0"/>
+          <w:i w:val="0"/>
           <w:sz w:val="19"/>
         </w:rPr>
         <w:t>shuffleQuestions</w:t>
       </w:r>
       <w:r>
+        <w:rPr>
+          <w:b w:val="0"/>
+          <w:i w:val="0"/>
+        </w:rPr>
         <w:t xml:space="preserve"> sub-procedure at the start of every round. Explain why writing this as a sub-procedure is better than copying the shuffling code into each round. </w:t>
       </w:r>
       <w:r>
         <w:rPr>
           <w:b/>
+          <w:i w:val="0"/>
         </w:rPr>
         <w:t>[2]</w:t>
       </w:r>
@@ -617,6 +795,10 @@
         <w:pStyle w:val="Heading2"/>
       </w:pPr>
       <w:r>
+        <w:rPr>
+          <w:b w:val="0"/>
+          <w:i w:val="0"/>
+        </w:rPr>
         <w:t>Section C — Applied question (5 marks)</w:t>
       </w:r>
     </w:p>
@@ -624,24 +806,35 @@
       <w:r>
         <w:rPr>
           <w:b/>
+          <w:i w:val="0"/>
         </w:rPr>
         <w:t>11.</w:t>
       </w:r>
       <w:r>
+        <w:rPr>
+          <w:b w:val="0"/>
+          <w:i w:val="0"/>
+        </w:rPr>
         <w:t xml:space="preserve"> A school wants a program that produces end-of-term reports for every pupil. Using </w:t>
       </w:r>
       <w:r>
         <w:rPr>
+          <w:b w:val="0"/>
           <w:i/>
         </w:rPr>
         <w:t>thinking procedurally</w:t>
       </w:r>
       <w:r>
+        <w:rPr>
+          <w:b w:val="0"/>
+          <w:i w:val="0"/>
+        </w:rPr>
         <w:t xml:space="preserve">, decompose this task into named sub-procedures and put them in the correct order. For at least one pair of steps, explain why the order is fixed (i.e. one step needs the output of an earlier step). </w:t>
       </w:r>
       <w:r>
         <w:rPr>
           <w:b/>
+          <w:i w:val="0"/>
         </w:rPr>
         <w:t>[5]</w:t>
       </w:r>

--- a/Course/2 Component 2 - Algorithms and Programming/2.1 Elements of Computational Thinking/2.1.3 Thinking Procedurally/3 Worksheet (editable).docx
+++ b/Course/2 Component 2 - Algorithms and Programming/2.1 Elements of Computational Thinking/2.1.3 Thinking Procedurally/3 Worksheet (editable).docx
@@ -503,38 +503,32 @@
         <w:t>[3]</w:t>
       </w:r>
     </w:p>
-    <w:p>
-      <w:pPr>
-        <w:spacing w:before="260"/>
-        <w:pBdr>
-          <w:bottom w:val="single" w:sz="4" w:space="1" w:color="AAB4C0"/>
-        </w:pBdr>
-      </w:pPr>
-    </w:p>
-    <w:p>
-      <w:pPr>
-        <w:spacing w:before="260"/>
-        <w:pBdr>
-          <w:bottom w:val="single" w:sz="4" w:space="1" w:color="AAB4C0"/>
-        </w:pBdr>
-      </w:pPr>
-    </w:p>
-    <w:p>
-      <w:pPr>
-        <w:spacing w:before="260"/>
-        <w:pBdr>
-          <w:bottom w:val="single" w:sz="4" w:space="1" w:color="AAB4C0"/>
-        </w:pBdr>
-      </w:pPr>
-    </w:p>
-    <w:p>
-      <w:pPr>
-        <w:spacing w:before="260"/>
-        <w:pBdr>
-          <w:bottom w:val="single" w:sz="4" w:space="1" w:color="AAB4C0"/>
-        </w:pBdr>
-      </w:pPr>
-    </w:p>
+    <w:tbl>
+      <w:tblPr>
+        <w:tblStyle w:val="TableGrid"/>
+        <w:tblW w:type="auto" w:w="0"/>
+        <w:tblLook w:firstColumn="1" w:firstRow="1" w:lastColumn="0" w:lastRow="0" w:noHBand="0" w:noVBand="1" w:val="04A0"/>
+      </w:tblPr>
+      <w:tblGrid>
+        <w:gridCol w:w="8640"/>
+      </w:tblGrid>
+      <w:tr>
+        <w:trPr>
+          <w:trHeight w:val="1360" w:hRule="atLeast"/>
+        </w:trPr>
+        <w:tc>
+          <w:tcPr>
+            <w:tcW w:type="dxa" w:w="8640"/>
+          </w:tcPr>
+          <w:p>
+            <w:pPr>
+              <w:spacing w:before="40"/>
+            </w:pPr>
+          </w:p>
+        </w:tc>
+      </w:tr>
+    </w:tbl>
+    <w:p/>
     <w:p>
       <w:pPr>
         <w:pBdr>
@@ -593,30 +587,32 @@
         <w:t>[2]</w:t>
       </w:r>
     </w:p>
-    <w:p>
-      <w:pPr>
-        <w:spacing w:before="260"/>
-        <w:pBdr>
-          <w:bottom w:val="single" w:sz="4" w:space="1" w:color="AAB4C0"/>
-        </w:pBdr>
-      </w:pPr>
-    </w:p>
-    <w:p>
-      <w:pPr>
-        <w:spacing w:before="260"/>
-        <w:pBdr>
-          <w:bottom w:val="single" w:sz="4" w:space="1" w:color="AAB4C0"/>
-        </w:pBdr>
-      </w:pPr>
-    </w:p>
-    <w:p>
-      <w:pPr>
-        <w:spacing w:before="260"/>
-        <w:pBdr>
-          <w:bottom w:val="single" w:sz="4" w:space="1" w:color="AAB4C0"/>
-        </w:pBdr>
-      </w:pPr>
-    </w:p>
+    <w:tbl>
+      <w:tblPr>
+        <w:tblStyle w:val="TableGrid"/>
+        <w:tblW w:type="auto" w:w="0"/>
+        <w:tblLook w:firstColumn="1" w:firstRow="1" w:lastColumn="0" w:lastRow="0" w:noHBand="0" w:noVBand="1" w:val="04A0"/>
+      </w:tblPr>
+      <w:tblGrid>
+        <w:gridCol w:w="8640"/>
+      </w:tblGrid>
+      <w:tr>
+        <w:trPr>
+          <w:trHeight w:val="1020" w:hRule="atLeast"/>
+        </w:trPr>
+        <w:tc>
+          <w:tcPr>
+            <w:tcW w:type="dxa" w:w="8640"/>
+          </w:tcPr>
+          <w:p>
+            <w:pPr>
+              <w:spacing w:before="40"/>
+            </w:pPr>
+          </w:p>
+        </w:tc>
+      </w:tr>
+    </w:tbl>
+    <w:p/>
     <w:p>
       <w:pPr>
         <w:pBdr>
@@ -668,30 +664,32 @@
         <w:t>[2]</w:t>
       </w:r>
     </w:p>
-    <w:p>
-      <w:pPr>
-        <w:spacing w:before="260"/>
-        <w:pBdr>
-          <w:bottom w:val="single" w:sz="4" w:space="1" w:color="AAB4C0"/>
-        </w:pBdr>
-      </w:pPr>
-    </w:p>
-    <w:p>
-      <w:pPr>
-        <w:spacing w:before="260"/>
-        <w:pBdr>
-          <w:bottom w:val="single" w:sz="4" w:space="1" w:color="AAB4C0"/>
-        </w:pBdr>
-      </w:pPr>
-    </w:p>
-    <w:p>
-      <w:pPr>
-        <w:spacing w:before="260"/>
-        <w:pBdr>
-          <w:bottom w:val="single" w:sz="4" w:space="1" w:color="AAB4C0"/>
-        </w:pBdr>
-      </w:pPr>
-    </w:p>
+    <w:tbl>
+      <w:tblPr>
+        <w:tblStyle w:val="TableGrid"/>
+        <w:tblW w:type="auto" w:w="0"/>
+        <w:tblLook w:firstColumn="1" w:firstRow="1" w:lastColumn="0" w:lastRow="0" w:noHBand="0" w:noVBand="1" w:val="04A0"/>
+      </w:tblPr>
+      <w:tblGrid>
+        <w:gridCol w:w="8640"/>
+      </w:tblGrid>
+      <w:tr>
+        <w:trPr>
+          <w:trHeight w:val="1020" w:hRule="atLeast"/>
+        </w:trPr>
+        <w:tc>
+          <w:tcPr>
+            <w:tcW w:type="dxa" w:w="8640"/>
+          </w:tcPr>
+          <w:p>
+            <w:pPr>
+              <w:spacing w:before="40"/>
+            </w:pPr>
+          </w:p>
+        </w:tc>
+      </w:tr>
+    </w:tbl>
+    <w:p/>
     <w:p>
       <w:pPr>
         <w:pBdr>
@@ -745,30 +743,32 @@
         <w:t>[2]</w:t>
       </w:r>
     </w:p>
-    <w:p>
-      <w:pPr>
-        <w:spacing w:before="260"/>
-        <w:pBdr>
-          <w:bottom w:val="single" w:sz="4" w:space="1" w:color="AAB4C0"/>
-        </w:pBdr>
-      </w:pPr>
-    </w:p>
-    <w:p>
-      <w:pPr>
-        <w:spacing w:before="260"/>
-        <w:pBdr>
-          <w:bottom w:val="single" w:sz="4" w:space="1" w:color="AAB4C0"/>
-        </w:pBdr>
-      </w:pPr>
-    </w:p>
-    <w:p>
-      <w:pPr>
-        <w:spacing w:before="260"/>
-        <w:pBdr>
-          <w:bottom w:val="single" w:sz="4" w:space="1" w:color="AAB4C0"/>
-        </w:pBdr>
-      </w:pPr>
-    </w:p>
+    <w:tbl>
+      <w:tblPr>
+        <w:tblStyle w:val="TableGrid"/>
+        <w:tblW w:type="auto" w:w="0"/>
+        <w:tblLook w:firstColumn="1" w:firstRow="1" w:lastColumn="0" w:lastRow="0" w:noHBand="0" w:noVBand="1" w:val="04A0"/>
+      </w:tblPr>
+      <w:tblGrid>
+        <w:gridCol w:w="8640"/>
+      </w:tblGrid>
+      <w:tr>
+        <w:trPr>
+          <w:trHeight w:val="1020" w:hRule="atLeast"/>
+        </w:trPr>
+        <w:tc>
+          <w:tcPr>
+            <w:tcW w:type="dxa" w:w="8640"/>
+          </w:tcPr>
+          <w:p>
+            <w:pPr>
+              <w:spacing w:before="40"/>
+            </w:pPr>
+          </w:p>
+        </w:tc>
+      </w:tr>
+    </w:tbl>
+    <w:p/>
     <w:p>
       <w:pPr>
         <w:pBdr>
@@ -839,62 +839,32 @@
         <w:t>[5]</w:t>
       </w:r>
     </w:p>
-    <w:p>
-      <w:pPr>
-        <w:spacing w:before="260"/>
-        <w:pBdr>
-          <w:bottom w:val="single" w:sz="4" w:space="1" w:color="AAB4C0"/>
-        </w:pBdr>
-      </w:pPr>
-    </w:p>
-    <w:p>
-      <w:pPr>
-        <w:spacing w:before="260"/>
-        <w:pBdr>
-          <w:bottom w:val="single" w:sz="4" w:space="1" w:color="AAB4C0"/>
-        </w:pBdr>
-      </w:pPr>
-    </w:p>
-    <w:p>
-      <w:pPr>
-        <w:spacing w:before="260"/>
-        <w:pBdr>
-          <w:bottom w:val="single" w:sz="4" w:space="1" w:color="AAB4C0"/>
-        </w:pBdr>
-      </w:pPr>
-    </w:p>
-    <w:p>
-      <w:pPr>
-        <w:spacing w:before="260"/>
-        <w:pBdr>
-          <w:bottom w:val="single" w:sz="4" w:space="1" w:color="AAB4C0"/>
-        </w:pBdr>
-      </w:pPr>
-    </w:p>
-    <w:p>
-      <w:pPr>
-        <w:spacing w:before="260"/>
-        <w:pBdr>
-          <w:bottom w:val="single" w:sz="4" w:space="1" w:color="AAB4C0"/>
-        </w:pBdr>
-      </w:pPr>
-    </w:p>
-    <w:p>
-      <w:pPr>
-        <w:spacing w:before="260"/>
-        <w:pBdr>
-          <w:bottom w:val="single" w:sz="4" w:space="1" w:color="AAB4C0"/>
-        </w:pBdr>
-      </w:pPr>
-    </w:p>
-    <w:p>
-      <w:pPr>
-        <w:spacing w:before="260"/>
-        <w:pBdr>
-          <w:bottom w:val="single" w:sz="4" w:space="1" w:color="AAB4C0"/>
-        </w:pBdr>
-      </w:pPr>
-    </w:p>
+    <w:tbl>
+      <w:tblPr>
+        <w:tblStyle w:val="TableGrid"/>
+        <w:tblW w:type="auto" w:w="0"/>
+        <w:tblLook w:firstColumn="1" w:firstRow="1" w:lastColumn="0" w:lastRow="0" w:noHBand="0" w:noVBand="1" w:val="04A0"/>
+      </w:tblPr>
+      <w:tblGrid>
+        <w:gridCol w:w="8640"/>
+      </w:tblGrid>
+      <w:tr>
+        <w:trPr>
+          <w:trHeight w:val="2380" w:hRule="atLeast"/>
+        </w:trPr>
+        <w:tc>
+          <w:tcPr>
+            <w:tcW w:type="dxa" w:w="8640"/>
+          </w:tcPr>
+          <w:p>
+            <w:pPr>
+              <w:spacing w:before="40"/>
+            </w:pPr>
+          </w:p>
+        </w:tc>
+      </w:tr>
+    </w:tbl>
+    <w:p/>
     <w:p>
       <w:pPr>
         <w:pBdr>
